--- a/testakten/lumen-studios-insolvenz-strafverfahren/09_Einspruch_Steinbach_29-01-2025.docx
+++ b/testakten/lumen-studios-insolvenz-strafverfahren/09_Einspruch_Steinbach_29-01-2025.docx
@@ -5,75 +5,118 @@
     <w:p>
       <w:pPr>
         <w:pStyle w:val="Heading1"/>
+        <w:spacing w:after="160" w:line="259" w:lineRule="auto"/>
       </w:pPr>
       <w:r>
         <w:rPr>
           <w:rFonts w:ascii="Times New Roman" w:hAnsi="Times New Roman"/>
+          <w:b/>
+          <w:sz w:val="28"/>
         </w:rPr>
         <w:t>Einspruch gegen den Strafbefehl</w:t>
       </w:r>
     </w:p>
     <w:p>
       <w:pPr>
+        <w:spacing w:before="120" w:after="60" w:line="259" w:lineRule="auto"/>
         <w:jc w:val="left"/>
       </w:pPr>
       <w:r>
         <w:rPr>
+          <w:rFonts w:ascii="Times New Roman" w:hAnsi="Times New Roman"/>
           <w:b/>
+          <w:sz w:val="22"/>
         </w:rPr>
         <w:t>Prof. Dr. Markus Steinbach</w:t>
       </w:r>
     </w:p>
     <w:p>
       <w:pPr>
+        <w:spacing w:before="120" w:after="60" w:line="259" w:lineRule="auto"/>
         <w:jc w:val="left"/>
       </w:pPr>
       <w:r>
+        <w:rPr>
+          <w:rFonts w:ascii="Times New Roman" w:hAnsi="Times New Roman"/>
+          <w:b/>
+          <w:sz w:val="22"/>
+        </w:rPr>
         <w:t>Rechtsanwalt — Fachanwalt für Strafrecht</w:t>
       </w:r>
     </w:p>
     <w:p>
       <w:pPr>
+        <w:spacing w:before="120" w:after="60" w:line="259" w:lineRule="auto"/>
         <w:jc w:val="left"/>
       </w:pPr>
       <w:r>
+        <w:rPr>
+          <w:rFonts w:ascii="Times New Roman" w:hAnsi="Times New Roman"/>
+          <w:b/>
+          <w:sz w:val="22"/>
+        </w:rPr>
         <w:t>Steinbach &amp; Steinbach Rechtsanwälte Partnerschaft mbB</w:t>
       </w:r>
     </w:p>
     <w:p>
       <w:pPr>
+        <w:spacing w:before="120" w:after="60" w:line="259" w:lineRule="auto"/>
         <w:jc w:val="left"/>
       </w:pPr>
       <w:r>
+        <w:rPr>
+          <w:rFonts w:ascii="Times New Roman" w:hAnsi="Times New Roman"/>
+          <w:b/>
+          <w:sz w:val="22"/>
+        </w:rPr>
         <w:t>Bockenheimer Landstraße 102 · 60323 Frankfurt am Main</w:t>
       </w:r>
     </w:p>
     <w:p>
       <w:pPr>
+        <w:spacing w:before="120" w:after="60" w:line="259" w:lineRule="auto"/>
         <w:jc w:val="left"/>
       </w:pPr>
       <w:r>
+        <w:rPr>
+          <w:rFonts w:ascii="Times New Roman" w:hAnsi="Times New Roman"/>
+          <w:b/>
+          <w:sz w:val="22"/>
+        </w:rPr>
         <w:t>Telefon 069 / 71 03 47 18 · Telefax 069 / 71 03 47 19</w:t>
       </w:r>
     </w:p>
     <w:p>
       <w:pPr>
+        <w:spacing w:before="120" w:after="60" w:line="259" w:lineRule="auto"/>
         <w:jc w:val="left"/>
       </w:pPr>
       <w:r>
+        <w:rPr>
+          <w:rFonts w:ascii="Times New Roman" w:hAnsi="Times New Roman"/>
+          <w:b/>
+          <w:sz w:val="22"/>
+        </w:rPr>
         <w:t>beA: SAFE-ID DE.34985.SteinbachM.x</w:t>
       </w:r>
     </w:p>
     <w:p>
       <w:pPr>
+        <w:spacing w:before="120" w:after="60" w:line="259" w:lineRule="auto"/>
         <w:jc w:val="left"/>
       </w:pPr>
       <w:r>
+        <w:rPr>
+          <w:rFonts w:ascii="Times New Roman" w:hAnsi="Times New Roman"/>
+          <w:b/>
+          <w:sz w:val="22"/>
+        </w:rPr>
         <w:t>An das Amtsgericht Frankfurt am Main</w:t>
       </w:r>
     </w:p>
     <w:p>
       <w:pPr>
+        <w:spacing w:line="259" w:lineRule="auto" w:after="60"/>
         <w:jc w:val="left"/>
       </w:pPr>
       <w:r>
@@ -82,6 +125,7 @@
     </w:p>
     <w:p>
       <w:pPr>
+        <w:spacing w:line="259" w:lineRule="auto" w:after="60"/>
         <w:jc w:val="left"/>
       </w:pPr>
       <w:r>
@@ -90,6 +134,7 @@
     </w:p>
     <w:p>
       <w:pPr>
+        <w:spacing w:line="259" w:lineRule="auto" w:after="60"/>
         <w:jc w:val="left"/>
       </w:pPr>
       <w:r>
@@ -98,16 +143,22 @@
     </w:p>
     <w:p>
       <w:pPr>
+        <w:spacing w:line="259" w:lineRule="auto" w:after="60"/>
         <w:jc w:val="left"/>
       </w:pPr>
       <w:r>
         <w:t>Per beA — Frankfurt am Main, den 29. Januar 2025</w:t>
       </w:r>
     </w:p>
-    <w:p/>
+    <w:p>
+      <w:pPr>
+        <w:spacing w:line="259" w:lineRule="auto" w:after="60"/>
+      </w:pPr>
+    </w:p>
     <w:p>
       <w:pPr>
         <w:pStyle w:val="Heading2"/>
+        <w:spacing w:line="259" w:lineRule="auto" w:after="60"/>
       </w:pPr>
       <w:r>
         <w:rPr>
@@ -118,6 +169,7 @@
     </w:p>
     <w:p>
       <w:pPr>
+        <w:spacing w:line="259" w:lineRule="auto" w:after="60"/>
         <w:jc w:val="left"/>
       </w:pPr>
       <w:r>
@@ -126,6 +178,7 @@
     </w:p>
     <w:p>
       <w:pPr>
+        <w:spacing w:line="259" w:lineRule="auto" w:after="60"/>
         <w:jc w:val="left"/>
       </w:pPr>
       <w:r>
@@ -140,6 +193,7 @@
     </w:p>
     <w:p>
       <w:pPr>
+        <w:spacing w:line="259" w:lineRule="auto" w:after="60"/>
         <w:jc w:val="left"/>
       </w:pPr>
       <w:r>
@@ -148,6 +202,7 @@
     </w:p>
     <w:p>
       <w:pPr>
+        <w:spacing w:line="259" w:lineRule="auto" w:after="60"/>
         <w:jc w:val="left"/>
       </w:pPr>
       <w:r>
@@ -157,6 +212,7 @@
     <w:p>
       <w:pPr>
         <w:pStyle w:val="Heading2"/>
+        <w:spacing w:line="259" w:lineRule="auto" w:after="60"/>
       </w:pPr>
       <w:r>
         <w:rPr>
@@ -167,6 +223,7 @@
     </w:p>
     <w:p>
       <w:pPr>
+        <w:spacing w:line="259" w:lineRule="auto" w:after="60"/>
         <w:jc w:val="left"/>
       </w:pPr>
       <w:r>
@@ -175,6 +232,7 @@
     </w:p>
     <w:p>
       <w:pPr>
+        <w:spacing w:line="259" w:lineRule="auto" w:after="60"/>
         <w:jc w:val="left"/>
       </w:pPr>
       <w:r>
@@ -184,6 +242,7 @@
     <w:p>
       <w:pPr>
         <w:pStyle w:val="Heading3"/>
+        <w:spacing w:line="259" w:lineRule="auto" w:after="60"/>
       </w:pPr>
       <w:r>
         <w:rPr>
@@ -194,6 +253,7 @@
     </w:p>
     <w:p>
       <w:pPr>
+        <w:spacing w:line="259" w:lineRule="auto" w:after="60"/>
         <w:jc w:val="left"/>
       </w:pPr>
       <w:r>
@@ -211,6 +271,7 @@
     </w:p>
     <w:p>
       <w:pPr>
+        <w:spacing w:line="259" w:lineRule="auto" w:after="60"/>
         <w:jc w:val="left"/>
       </w:pPr>
       <w:r>
@@ -219,6 +280,7 @@
     </w:p>
     <w:p>
       <w:pPr>
+        <w:spacing w:line="259" w:lineRule="auto" w:after="60"/>
         <w:jc w:val="left"/>
       </w:pPr>
       <w:r>
@@ -228,6 +290,7 @@
     <w:p>
       <w:pPr>
         <w:pStyle w:val="ListBullet"/>
+        <w:spacing w:line="259" w:lineRule="auto" w:after="60"/>
       </w:pPr>
       <w:r>
         <w:t>StB Heiner Wendlitz (Abgesagt am 04.12.2023 wegen Auslastung)</w:t>
@@ -236,6 +299,7 @@
     <w:p>
       <w:pPr>
         <w:pStyle w:val="ListBullet"/>
+        <w:spacing w:line="259" w:lineRule="auto" w:after="60"/>
       </w:pPr>
       <w:r>
         <w:t>StB Anna Krammer (Erstgespräch 12.01.2024; Mandat scheiterte am Honorarvorschuss-Anforderung in einer für die Gesellschaft nicht bezahlbaren Höhe)</w:t>
@@ -244,6 +308,7 @@
     <w:p>
       <w:pPr>
         <w:pStyle w:val="ListBullet"/>
+        <w:spacing w:line="259" w:lineRule="auto" w:after="60"/>
       </w:pPr>
       <w:r>
         <w:t>StB Lars Petermann (Erstgespräch 28.02.2024; Mandat-Vorbereitung zog sich bis April 2024, ist aber wegen Insolvenz nicht zustande gekommen)</w:t>
@@ -251,6 +316,7 @@
     </w:p>
     <w:p>
       <w:pPr>
+        <w:spacing w:line="259" w:lineRule="auto" w:after="60"/>
         <w:jc w:val="left"/>
       </w:pPr>
       <w:r>
@@ -260,6 +326,7 @@
     <w:p>
       <w:pPr>
         <w:pStyle w:val="Heading3"/>
+        <w:spacing w:line="259" w:lineRule="auto" w:after="60"/>
       </w:pPr>
       <w:r>
         <w:rPr>
@@ -270,6 +337,7 @@
     </w:p>
     <w:p>
       <w:pPr>
+        <w:spacing w:line="259" w:lineRule="auto" w:after="60"/>
         <w:jc w:val="left"/>
       </w:pPr>
       <w:r>
@@ -278,6 +346,7 @@
     </w:p>
     <w:p>
       <w:pPr>
+        <w:spacing w:line="259" w:lineRule="auto" w:after="60"/>
         <w:jc w:val="left"/>
       </w:pPr>
       <w:r>
@@ -296,6 +365,7 @@
     <w:p>
       <w:pPr>
         <w:pStyle w:val="ListBullet"/>
+        <w:spacing w:line="259" w:lineRule="auto" w:after="60"/>
       </w:pPr>
       <w:r>
         <w:t>Mein Mandant wusste um die Mandatsniederlegung des Steuerberaters und hat aktiv nach Nachfolge gesucht.</w:t>
@@ -304,6 +374,7 @@
     <w:p>
       <w:pPr>
         <w:pStyle w:val="ListBullet"/>
+        <w:spacing w:line="259" w:lineRule="auto" w:after="60"/>
       </w:pPr>
       <w:r>
         <w:t>Er hat in dieser Übergangsphase eigenständig Buchungs-Aufzeichnungen geführt.</w:t>
@@ -312,6 +383,7 @@
     <w:p>
       <w:pPr>
         <w:pStyle w:val="ListBullet"/>
+        <w:spacing w:line="259" w:lineRule="auto" w:after="60"/>
       </w:pPr>
       <w:r>
         <w:t>Eine bewusst-billigend-in-Kauf-genommene Verletzung der Buchführungs-Pflicht liegt nicht vor; er hat vielmehr in Erwartung der baldigen Bestellung eines Nachfolgers das Beste versucht.</w:t>
@@ -320,6 +392,7 @@
     <w:p>
       <w:pPr>
         <w:pStyle w:val="ListBullet"/>
+        <w:spacing w:line="259" w:lineRule="auto" w:after="60"/>
       </w:pPr>
       <w:r>
         <w:t>Die Vorwurfs-Begründung im Strafbefehl, mein Mandant habe "gewusst, dass ein Steuerberater fehlt, dass keine Software-gestützte Buchführung läuft, und nicht für eine ordnungsgemäße Buchführung gesorgt", verkennt diese aktive Übergangs-Bemühung.</w:t>
@@ -328,6 +401,7 @@
     <w:p>
       <w:pPr>
         <w:pStyle w:val="Heading3"/>
+        <w:spacing w:line="259" w:lineRule="auto" w:after="60"/>
       </w:pPr>
       <w:r>
         <w:rPr>
@@ -338,6 +412,7 @@
     </w:p>
     <w:p>
       <w:pPr>
+        <w:spacing w:line="259" w:lineRule="auto" w:after="60"/>
         <w:jc w:val="left"/>
       </w:pPr>
       <w:r>
@@ -347,6 +422,7 @@
     <w:p>
       <w:pPr>
         <w:pStyle w:val="ListBullet"/>
+        <w:spacing w:line="259" w:lineRule="auto" w:after="60"/>
       </w:pPr>
       <w:r>
         <w:t>90 Tagessätze sind als Eingangs-Strafe für einen Erst-Verurteilten ohne konkrete Schadensbezifferung deutlich überhöht.</w:t>
@@ -355,6 +431,7 @@
     <w:p>
       <w:pPr>
         <w:pStyle w:val="ListBullet"/>
+        <w:spacing w:line="259" w:lineRule="auto" w:after="60"/>
       </w:pPr>
       <w:r>
         <w:t>Vergleichbare Fälle in der Frankfurter Rechtsprechung enden regelmäßig bei 30 bis 60 Tagessätzen.</w:t>
@@ -363,6 +440,7 @@
     <w:p>
       <w:pPr>
         <w:pStyle w:val="ListBullet"/>
+        <w:spacing w:line="259" w:lineRule="auto" w:after="60"/>
       </w:pPr>
       <w:r>
         <w:t>Mein Mandant ist nicht vorbestraft, hat im Verfahren mitgewirkt (Aussagen gegenüber der Insolvenzverwalterin und Vorlage der Excel-Aufzeichnungen) und hat keinen direkten Schaden gestiftet (der Vermögensverlust der Gläubiger resultiert aus der schlechten wirtschaftlichen Lage, nicht aus der Buchführungs-Lage).</w:t>
@@ -370,6 +448,7 @@
     </w:p>
     <w:p>
       <w:pPr>
+        <w:spacing w:line="259" w:lineRule="auto" w:after="60"/>
         <w:jc w:val="left"/>
       </w:pPr>
       <w:r>
@@ -379,6 +458,7 @@
     <w:p>
       <w:pPr>
         <w:pStyle w:val="Heading3"/>
+        <w:spacing w:line="259" w:lineRule="auto" w:after="60"/>
       </w:pPr>
       <w:r>
         <w:rPr>
@@ -389,6 +469,7 @@
     </w:p>
     <w:p>
       <w:pPr>
+        <w:spacing w:line="259" w:lineRule="auto" w:after="60"/>
         <w:jc w:val="left"/>
       </w:pPr>
       <w:r>
@@ -406,6 +487,7 @@
     </w:p>
     <w:p>
       <w:pPr>
+        <w:spacing w:line="259" w:lineRule="auto" w:after="60"/>
         <w:jc w:val="left"/>
       </w:pPr>
       <w:r>
@@ -415,6 +497,7 @@
     <w:p>
       <w:pPr>
         <w:pStyle w:val="Heading3"/>
+        <w:spacing w:line="259" w:lineRule="auto" w:after="60"/>
       </w:pPr>
       <w:r>
         <w:rPr>
@@ -425,6 +508,7 @@
     </w:p>
     <w:p>
       <w:pPr>
+        <w:spacing w:line="259" w:lineRule="auto" w:after="60"/>
         <w:jc w:val="left"/>
       </w:pPr>
       <w:r>
@@ -434,6 +518,7 @@
     <w:p>
       <w:pPr>
         <w:pStyle w:val="ListBullet"/>
+        <w:spacing w:line="259" w:lineRule="auto" w:after="60"/>
       </w:pPr>
       <w:r>
         <w:t>Aussage des potentiellen Nachfolge-Steuerberaters StB Lars Petermann (Adresse folgt) zur Erklärung der Übergangs-Bemühungen meines Mandanten;</w:t>
@@ -442,6 +527,7 @@
     <w:p>
       <w:pPr>
         <w:pStyle w:val="ListBullet"/>
+        <w:spacing w:line="259" w:lineRule="auto" w:after="60"/>
       </w:pPr>
       <w:r>
         <w:t>Aussage der externen Lohnbuchhalterin Frau Andrea Sturm (Adresse Anlage E2) zur Information über die laufenden Bemühungen meines Mandanten;</w:t>
@@ -450,6 +536,7 @@
     <w:p>
       <w:pPr>
         <w:pStyle w:val="ListBullet"/>
+        <w:spacing w:line="259" w:lineRule="auto" w:after="60"/>
       </w:pPr>
       <w:r>
         <w:t>Vorlage der Excel-Buchungs-Aufzeichnungen Q4 2023 bis Mai 2024 (Anlage E3);</w:t>
@@ -458,6 +545,7 @@
     <w:p>
       <w:pPr>
         <w:pStyle w:val="ListBullet"/>
+        <w:spacing w:line="259" w:lineRule="auto" w:after="60"/>
       </w:pPr>
       <w:r>
         <w:t>Vorlage der Korrespondenz mit den drei potentiellen Nachfolge-Steuerberatern (Anlage E4).</w:t>
@@ -466,6 +554,7 @@
     <w:p>
       <w:pPr>
         <w:pStyle w:val="Heading3"/>
+        <w:spacing w:line="259" w:lineRule="auto" w:after="60"/>
       </w:pPr>
       <w:r>
         <w:rPr>
@@ -476,6 +565,7 @@
     </w:p>
     <w:p>
       <w:pPr>
+        <w:spacing w:line="259" w:lineRule="auto" w:after="60"/>
         <w:jc w:val="left"/>
       </w:pPr>
       <w:r>
@@ -484,15 +574,21 @@
     </w:p>
     <w:p>
       <w:pPr>
+        <w:spacing w:line="259" w:lineRule="auto" w:after="60"/>
         <w:jc w:val="left"/>
       </w:pPr>
       <w:r>
         <w:t>Eine Frist von 6 Wochen ab Akteneinsicht für die Einreichung der ausführlichen Begründung erscheint angemessen.</w:t>
       </w:r>
     </w:p>
-    <w:p/>
     <w:p>
       <w:pPr>
+        <w:spacing w:line="259" w:lineRule="auto" w:after="60"/>
+      </w:pPr>
+    </w:p>
+    <w:p>
+      <w:pPr>
+        <w:spacing w:line="259" w:lineRule="auto" w:after="60"/>
         <w:jc w:val="left"/>
       </w:pPr>
       <w:r>
@@ -501,6 +597,7 @@
     </w:p>
     <w:p>
       <w:pPr>
+        <w:spacing w:line="259" w:lineRule="auto" w:after="60"/>
         <w:jc w:val="left"/>
       </w:pPr>
       <w:r>
@@ -509,6 +606,7 @@
     </w:p>
     <w:p>
       <w:pPr>
+        <w:spacing w:line="259" w:lineRule="auto" w:after="60"/>
         <w:jc w:val="left"/>
       </w:pPr>
       <w:r>
@@ -517,15 +615,21 @@
     </w:p>
     <w:p>
       <w:pPr>
+        <w:spacing w:line="259" w:lineRule="auto" w:after="60"/>
         <w:jc w:val="left"/>
       </w:pPr>
       <w:r>
         <w:t>Fachanwalt für Strafrecht</w:t>
       </w:r>
     </w:p>
-    <w:p/>
     <w:p>
       <w:pPr>
+        <w:spacing w:line="259" w:lineRule="auto" w:after="60"/>
+      </w:pPr>
+    </w:p>
+    <w:p>
+      <w:pPr>
+        <w:spacing w:line="259" w:lineRule="auto" w:after="60"/>
         <w:jc w:val="left"/>
       </w:pPr>
       <w:r>
@@ -538,6 +642,7 @@
     <w:p>
       <w:pPr>
         <w:pStyle w:val="ListBullet"/>
+        <w:spacing w:line="259" w:lineRule="auto" w:after="60"/>
       </w:pPr>
       <w:r>
         <w:t>E1: Vollmacht des Mandanten Sebastian Richter</w:t>
@@ -546,6 +651,7 @@
     <w:p>
       <w:pPr>
         <w:pStyle w:val="ListBullet"/>
+        <w:spacing w:line="259" w:lineRule="auto" w:after="60"/>
       </w:pPr>
       <w:r>
         <w:t>E2: Liste der Beweisangebote mit Adressen</w:t>
@@ -554,6 +660,7 @@
     <w:p>
       <w:pPr>
         <w:pStyle w:val="ListBullet"/>
+        <w:spacing w:line="259" w:lineRule="auto" w:after="60"/>
       </w:pPr>
       <w:r>
         <w:t>E3: Excel-Buchungs-Aufzeichnungen Q4 2023 bis Mai 2024 (USB-Stick, verschlüsselt — Passwort per separater Mitteilung)</w:t>
@@ -562,19 +669,65 @@
     <w:p>
       <w:pPr>
         <w:pStyle w:val="ListBullet"/>
+        <w:spacing w:line="259" w:lineRule="auto" w:after="60"/>
       </w:pPr>
       <w:r>
         <w:t>E4: Korrespondenz mit den drei potentiellen Nachfolge-Steuerberatern (StB Wendlitz, StB Krammer, StB Petermann)</w:t>
       </w:r>
     </w:p>
     <w:sectPr>
+      <w:headerReference w:type="default" r:id="rId9"/>
+      <w:footerReference w:type="default" r:id="rId10"/>
       <w:pgSz w:w="11906" w:h="16838"/>
-      <w:pgMar w:top="1417" w:right="1417" w:bottom="1417" w:left="1417" w:header="720" w:footer="720" w:gutter="0"/>
+      <w:pgMar w:top="1191" w:right="1247" w:bottom="1134" w:left="1361" w:header="720" w:footer="720" w:gutter="0"/>
       <w:cols w:space="720"/>
       <w:docGrid w:linePitch="360"/>
     </w:sectPr>
   </w:body>
 </w:document>
+</file>
+
+<file path=word/footer1.xml><?xml version="1.0" encoding="utf-8"?>
+<w:ftr xmlns:m="http://schemas.openxmlformats.org/officeDocument/2006/math" xmlns:mc="http://schemas.openxmlformats.org/markup-compatibility/2006" xmlns:mo="http://schemas.microsoft.com/office/mac/office/2008/main" xmlns:mv="urn:schemas-microsoft-com:mac:vml" xmlns:o="urn:schemas-microsoft-com:office:office" xmlns:r="http://schemas.openxmlformats.org/officeDocument/2006/relationships" xmlns:v="urn:schemas-microsoft-com:vml" xmlns:w10="urn:schemas-microsoft-com:office:word" xmlns:w14="http://schemas.microsoft.com/office/word/2010/wordml" xmlns:w="http://schemas.openxmlformats.org/wordprocessingml/2006/main" xmlns:wne="http://schemas.microsoft.com/office/word/2006/wordml" xmlns:wp14="http://schemas.microsoft.com/office/word/2010/wordprocessingDrawing" xmlns:wp="http://schemas.openxmlformats.org/drawingml/2006/wordprocessingDrawing" xmlns:wpc="http://schemas.microsoft.com/office/word/2010/wordprocessingCanvas" xmlns:wpg="http://schemas.microsoft.com/office/word/2010/wordprocessingGroup" xmlns:wpi="http://schemas.microsoft.com/office/word/2010/wordprocessingInk" xmlns:wps="http://schemas.microsoft.com/office/word/2010/wordprocessingShape" mc:Ignorable="w14 wp14">
+  <w:p>
+    <w:pPr>
+      <w:pStyle w:val="Footer"/>
+      <w:jc w:val="left"/>
+    </w:pPr>
+    <w:r/>
+    <w:r>
+      <w:rPr>
+        <w:rFonts w:ascii="Times New Roman" w:hAnsi="Times New Roman"/>
+        <w:b w:val="0"/>
+        <w:color w:val="777777"/>
+        <w:sz w:val="17"/>
+      </w:rPr>
+      <w:t>Vertraulich | Bearbeitungsstand Juli 2026 | nur zur Aktenbearbeitung</w:t>
+    </w:r>
+  </w:p>
+</w:ftr>
+</file>
+
+<file path=word/header1.xml><?xml version="1.0" encoding="utf-8"?>
+<w:hdr xmlns:m="http://schemas.openxmlformats.org/officeDocument/2006/math" xmlns:mc="http://schemas.openxmlformats.org/markup-compatibility/2006" xmlns:mo="http://schemas.microsoft.com/office/mac/office/2008/main" xmlns:mv="urn:schemas-microsoft-com:mac:vml" xmlns:o="urn:schemas-microsoft-com:office:office" xmlns:r="http://schemas.openxmlformats.org/officeDocument/2006/relationships" xmlns:v="urn:schemas-microsoft-com:vml" xmlns:w10="urn:schemas-microsoft-com:office:word" xmlns:w14="http://schemas.microsoft.com/office/word/2010/wordml" xmlns:w="http://schemas.openxmlformats.org/wordprocessingml/2006/main" xmlns:wne="http://schemas.microsoft.com/office/word/2006/wordml" xmlns:wp14="http://schemas.microsoft.com/office/word/2010/wordprocessingDrawing" xmlns:wp="http://schemas.openxmlformats.org/drawingml/2006/wordprocessingDrawing" xmlns:wpc="http://schemas.microsoft.com/office/word/2010/wordprocessingCanvas" xmlns:wpg="http://schemas.microsoft.com/office/word/2010/wordprocessingGroup" xmlns:wpi="http://schemas.microsoft.com/office/word/2010/wordprocessingInk" xmlns:wps="http://schemas.microsoft.com/office/word/2010/wordprocessingShape" mc:Ignorable="w14 wp14">
+  <w:p>
+    <w:pPr>
+      <w:pStyle w:val="Header"/>
+      <w:jc w:val="left"/>
+    </w:pPr>
+    <w:r/>
+    <w:r>
+      <w:rPr>
+        <w:rFonts w:ascii="Times New Roman" w:hAnsi="Times New Roman"/>
+        <w:b w:val="0"/>
+        <w:i w:val="0"/>
+        <w:color w:val="666666"/>
+        <w:sz w:val="17"/>
+      </w:rPr>
+      <w:t>Lindenhof und Partner mbB | Insolvenz- und Restrukturierungsakte | Bearbeitungsstand Juli 2026</w:t>
+    </w:r>
+  </w:p>
+</w:hdr>
 </file>
 
 <file path=word/numbering.xml><?xml version="1.0" encoding="utf-8"?>
@@ -1291,11 +1444,12 @@
       <w:contextualSpacing/>
     </w:pPr>
     <w:rPr>
-      <w:rFonts w:asciiTheme="majorHAnsi" w:eastAsiaTheme="majorEastAsia" w:hAnsiTheme="majorHAnsi" w:cstheme="majorBidi"/>
+      <w:rFonts w:asciiTheme="majorHAnsi" w:eastAsiaTheme="majorEastAsia" w:hAnsiTheme="majorHAnsi" w:cstheme="majorBidi" w:ascii="Times New Roman" w:hAnsi="Times New Roman"/>
+      <w:b/>
       <w:color w:val="17365D" w:themeColor="text2" w:themeShade="BF"/>
       <w:spacing w:val="5"/>
       <w:kern w:val="28"/>
-      <w:sz w:val="52"/>
+      <w:sz w:val="30"/>
       <w:szCs w:val="52"/>
     </w:rPr>
   </w:style>
